--- a/az/stories/the-lecturer-and-the-groom.docx
+++ b/az/stories/the-lecturer-and-the-groom.docx
@@ -75,222 +75,8 @@
         <w:spacing w:after="60"/>
         <w:ind w:left="227" w:right="113"/>
       </w:pPr>
-      <w:proofErr w:type="spellStart"/>
       <w:r>
-        <w:rPr>
-          <w:i/>
-          <w:color w:val="333333"/>
-        </w:rPr>
-        <w:t>Yaxşı</w:t>
-      </w:r>
-      <w:proofErr w:type="spellEnd"/>
-      <w:r>
-        <w:rPr>
-          <w:i/>
-          <w:color w:val="333333"/>
-        </w:rPr>
-        <w:t xml:space="preserve"> </w:t>
-      </w:r>
-      <w:proofErr w:type="spellStart"/>
-      <w:r>
-        <w:rPr>
-          <w:i/>
-          <w:color w:val="333333"/>
-        </w:rPr>
-        <w:t>danışmaq</w:t>
-      </w:r>
-      <w:proofErr w:type="spellEnd"/>
-      <w:r>
-        <w:rPr>
-          <w:i/>
-          <w:color w:val="333333"/>
-        </w:rPr>
-        <w:t xml:space="preserve"> </w:t>
-      </w:r>
-      <w:proofErr w:type="spellStart"/>
-      <w:r>
-        <w:rPr>
-          <w:i/>
-          <w:color w:val="333333"/>
-        </w:rPr>
-        <w:t>çox</w:t>
-      </w:r>
-      <w:proofErr w:type="spellEnd"/>
-      <w:r>
-        <w:rPr>
-          <w:i/>
-          <w:color w:val="333333"/>
-        </w:rPr>
-        <w:t xml:space="preserve"> </w:t>
-      </w:r>
-      <w:proofErr w:type="spellStart"/>
-      <w:r>
-        <w:rPr>
-          <w:i/>
-          <w:color w:val="333333"/>
-        </w:rPr>
-        <w:t>danışmaq</w:t>
-      </w:r>
-      <w:proofErr w:type="spellEnd"/>
-      <w:r>
-        <w:rPr>
-          <w:i/>
-          <w:color w:val="333333"/>
-        </w:rPr>
-        <w:t xml:space="preserve"> </w:t>
-      </w:r>
-      <w:proofErr w:type="spellStart"/>
-      <w:r>
-        <w:rPr>
-          <w:i/>
-          <w:color w:val="333333"/>
-        </w:rPr>
-        <w:t>deyil</w:t>
-      </w:r>
-      <w:proofErr w:type="spellEnd"/>
-      <w:r>
-        <w:rPr>
-          <w:i/>
-          <w:color w:val="333333"/>
-        </w:rPr>
-        <w:t xml:space="preserve">; </w:t>
-      </w:r>
-      <w:proofErr w:type="spellStart"/>
-      <w:r>
-        <w:rPr>
-          <w:i/>
-          <w:color w:val="333333"/>
-        </w:rPr>
-        <w:t>sözü</w:t>
-      </w:r>
-      <w:proofErr w:type="spellEnd"/>
-      <w:r>
-        <w:rPr>
-          <w:i/>
-          <w:color w:val="333333"/>
-        </w:rPr>
-        <w:t xml:space="preserve"> / </w:t>
-      </w:r>
-      <w:proofErr w:type="spellStart"/>
-      <w:proofErr w:type="gramStart"/>
-      <w:r>
-        <w:rPr>
-          <w:i/>
-          <w:color w:val="333333"/>
-        </w:rPr>
-        <w:t>fikri</w:t>
-      </w:r>
-      <w:proofErr w:type="spellEnd"/>
-      <w:r>
-        <w:rPr>
-          <w:i/>
-          <w:color w:val="333333"/>
-        </w:rPr>
-        <w:t xml:space="preserve"> </w:t>
-      </w:r>
-      <w:r>
-        <w:rPr>
-          <w:i/>
-          <w:color w:val="333333"/>
-        </w:rPr>
-        <w:t xml:space="preserve"> </w:t>
-      </w:r>
-      <w:proofErr w:type="spellStart"/>
-      <w:r>
-        <w:rPr>
-          <w:i/>
-          <w:color w:val="333333"/>
-        </w:rPr>
-        <w:t>dinləyicinin</w:t>
-      </w:r>
-      <w:proofErr w:type="spellEnd"/>
-      <w:proofErr w:type="gramEnd"/>
-      <w:r>
-        <w:rPr>
-          <w:i/>
-          <w:color w:val="333333"/>
-        </w:rPr>
-        <w:t xml:space="preserve"> </w:t>
-      </w:r>
-      <w:proofErr w:type="spellStart"/>
-      <w:r>
-        <w:rPr>
-          <w:i/>
-          <w:color w:val="333333"/>
-        </w:rPr>
-        <w:t>anlayıb</w:t>
-      </w:r>
-      <w:proofErr w:type="spellEnd"/>
-      <w:r>
-        <w:rPr>
-          <w:i/>
-          <w:color w:val="333333"/>
-        </w:rPr>
-        <w:t xml:space="preserve"> </w:t>
-      </w:r>
-      <w:proofErr w:type="spellStart"/>
-      <w:r>
-        <w:rPr>
-          <w:i/>
-          <w:color w:val="333333"/>
-        </w:rPr>
-        <w:t>mənimsəyə</w:t>
-      </w:r>
-      <w:proofErr w:type="spellEnd"/>
-      <w:r>
-        <w:rPr>
-          <w:i/>
-          <w:color w:val="333333"/>
-        </w:rPr>
-        <w:t xml:space="preserve"> </w:t>
-      </w:r>
-      <w:proofErr w:type="spellStart"/>
-      <w:r>
-        <w:rPr>
-          <w:i/>
-          <w:color w:val="333333"/>
-        </w:rPr>
-        <w:t>biləcəyi</w:t>
-      </w:r>
-      <w:proofErr w:type="spellEnd"/>
-      <w:r>
-        <w:rPr>
-          <w:i/>
-          <w:color w:val="333333"/>
-        </w:rPr>
-        <w:t xml:space="preserve"> </w:t>
-      </w:r>
-      <w:proofErr w:type="spellStart"/>
-      <w:r>
-        <w:rPr>
-          <w:i/>
-          <w:color w:val="333333"/>
-        </w:rPr>
-        <w:t>qədər</w:t>
-      </w:r>
-      <w:proofErr w:type="spellEnd"/>
-      <w:r>
-        <w:rPr>
-          <w:i/>
-          <w:color w:val="333333"/>
-        </w:rPr>
-        <w:t xml:space="preserve"> </w:t>
-      </w:r>
-      <w:proofErr w:type="spellStart"/>
-      <w:r>
-        <w:rPr>
-          <w:i/>
-          <w:color w:val="333333"/>
-        </w:rPr>
-        <w:t>deməkdir</w:t>
-      </w:r>
-      <w:proofErr w:type="spellEnd"/>
-      <w:r>
-        <w:rPr>
-          <w:i/>
-          <w:color w:val="333333"/>
-        </w:rPr>
-        <w:t>.</w:t>
+        <w:t>Yaxşı danışmaq çox danışmaq deyil; sözü / fikri dinləyicinin anlayıb mənimsəyə biləcəyi qədər deməkdir.</w:t>
       </w:r>
     </w:p>
     <w:p/>
